--- a/manuscript/The_Combination_Engine.docx
+++ b/manuscript/The_Combination_Engine.docx
@@ -3176,7 +3176,7 @@
           <w:sz w:val="21"/>
           <w:szCs w:val="21"/>
         </w:rPr>
-        <w:t>Most brainstorming sessions die at exactly this point, dissolving into vagueness rather than landing on anything evaluable.</w:t>
+        <w:t>This is the point at which most brainstorming sessions either become vague or die entirely.</w:t>
       </w:r>
     </w:p>
     <w:p>
@@ -3221,7 +3221,7 @@
           <w:sz w:val="21"/>
           <w:szCs w:val="21"/>
         </w:rPr>
-        <w:t>Constraints do not suppress combinatorial innovation. They improve it. They reduce noise. They turn an undifferentiated mass of possibilities into a smaller set of candidate combinations that can actually be judged.</w:t>
+        <w:t>An important point follows: constraints do not suppress combinatorial innovation. They improve it. They reduce noise. They turn an undifferentiated mass of possibilities into a smaller set of candidate combinations that can actually be judged.</w:t>
       </w:r>
     </w:p>
     <w:p>
@@ -3336,7 +3336,7 @@
       </w:pPr>
       <w:r>
         <w:rPr/>
-        <w:t>Chapter 2 explains why patents, far from being dry legal documents for specialists, can be understood as one of the most useful structured archives of human problem-solving available to the public, and why they are well-suited raw material for a Combination Engine.</w:t>
+        <w:t>Chapter 2 explains why patents, far from being dry legal documents for specialists, are the most useful structured archive of human problem-solving ever assembled, and why they are the ideal raw material for a true Combination Engine.</w:t>
       </w:r>
     </w:p>
     <w:p>
@@ -3616,7 +3616,7 @@
           <w:sz w:val="21"/>
           <w:szCs w:val="21"/>
         </w:rPr>
-        <w:t>The inventor must explain what problem existed before. The inventor must explain why existing solutions were insufficient. The inventor must describe what the invention changes, how it works, and how it differs from what came before. For lawyers, this is the machinery of patentability. For the purposes of this book, it is something else: a massive, structured, publicly accessible archive of solved problems.</w:t>
+        <w:t>The inventor must explain what problem existed before. The inventor must explain why existing solutions were insufficient. The inventor must describe what the invention changes, how it works, and how it differs from what came before. For lawyers, this is the machinery of patentability. Here, it is something else: a massive, structured, publicly accessible archive of solved problems.</w:t>
       </w:r>
     </w:p>
     <w:p>
@@ -3740,7 +3740,7 @@
           <w:sz w:val="21"/>
           <w:szCs w:val="21"/>
         </w:rPr>
-        <w:t>For the purposes of this book, there are five parts that matter most: the title and abstract, the background, the detailed description, the claims, and the classification codes.</w:t>
+        <w:t>Five parts matter most for our purposes: the title and abstract, the background, the detailed description, the claims, and the classification codes.</w:t>
       </w:r>
     </w:p>
     <w:p>
@@ -6372,7 +6372,7 @@
           <w:sz w:val="21"/>
           <w:szCs w:val="21"/>
         </w:rPr>
-        <w:t>It is a mathematical representation of text that captures semantic relationships rather than merely recording word counts. The details of how models create these representations are complicated. For the purposes of this book, the important point is not the math but the consequence. Once text has been represented this way, search no longer has to depend entirely on literal overlap in vocabulary. It can begin to operate on conceptual similarity.</w:t>
+        <w:t>It is a mathematical representation of text that captures semantic relationships rather than merely recording word counts. The details of how models create these representations are complicated. The important point here is not the math but the consequence. Once text has been represented this way, search no longer has to depend entirely on literal overlap in vocabulary. It can begin to operate on conceptual similarity.</w:t>
       </w:r>
     </w:p>
     <w:p>
@@ -6784,7 +6784,7 @@
           <w:sz w:val="21"/>
           <w:szCs w:val="21"/>
         </w:rPr>
-        <w:t>Cross-domain pattern matching does not claim that all similar-looking ideas belong together. It claims something narrower and more defensible: that useful analogies are more common than human search habits usually reveal.</w:t>
+        <w:t>This is the crucial point: cross-domain pattern matching is not the claim that all similar-looking ideas belong together. It is the claim that useful analogies are more common than human search habits usually reveal.</w:t>
       </w:r>
     </w:p>
     <w:p>
@@ -11429,6 +11429,22 @@
           <w:sz w:val="21"/>
           <w:szCs w:val="21"/>
         </w:rPr>
+        <w:t xml:space="preserve">This is why practitioners use the term Freedom to Operate (FTO). An FTO analysis asks a more precise question than simply “has this patent expired?” It asks whether a specific product, process, or combination can be commercialized without infringing any currently active patent rights — not just the expired one you started with. An expired core patent may free you to use a particular mechanism, but a newer patent filed by a competitor may cover the specific way those components are assembled, the manufacturing method used, a downstream application, or a software-enabled variant of the same idea. Public domain components do not automatically equal a get-out-of-jail-free card for infringement. For any reader who intends to build on expired patent foundations — especially in commercially active fields — a proper FTO review with qualified patent counsel is not optional caution. It is basic diligence. The Combination Engine surfaces opportunity. FTO analysis defines the legal perimeter of that opportunity.</w:t>
+      </w:r>
+    </w:p>
+    <w:p>
+      <w:pPr>
+        <w:pStyle w:val="Normal"/>
+        <w:rPr>
+          <w:sz w:val="21"/>
+          <w:szCs w:val="21"/>
+        </w:rPr>
+      </w:pPr>
+      <w:r>
+        <w:rPr>
+          <w:sz w:val="21"/>
+          <w:szCs w:val="21"/>
+        </w:rPr>
         <w:t>The nervous mistake is the opposite: to assume that patent terrain is so complicated that old patents are not worth touching at all. That is also wrong. The expiration of a patent is a real and meaningful legal event. It opens territory that was previously closed. For anyone interested in recombination, public-domain engineering, or low-capital innovation, that matters a great deal.</w:t>
       </w:r>
     </w:p>
@@ -14468,6 +14484,136 @@
           <w:szCs w:val="21"/>
         </w:rPr>
         <w:t>The domain still decides whether the candidate deserves to exist.</w:t>
+      </w:r>
+    </w:p>
+    <w:p>
+      <w:pPr>
+        <w:pStyle w:val="Heading2"/>
+        <w:rPr/>
+      </w:pPr>
+      <w:r>
+        <w:rPr/>
+        <w:t>Case Study 4: The Resealable Produce Bag — A Low-Tech Example</w:t>
+      </w:r>
+    </w:p>
+    <w:p>
+      <w:pPr>
+        <w:pStyle w:val="Heading3"/>
+        <w:rPr/>
+      </w:pPr>
+      <w:r>
+        <w:rPr/>
+        <w:t>Problem</w:t>
+      </w:r>
+    </w:p>
+    <w:p>
+      <w:pPr>
+        <w:pStyle w:val="Normal"/>
+        <w:rPr>
+          <w:sz w:val="21"/>
+          <w:szCs w:val="21"/>
+        </w:rPr>
+      </w:pPr>
+      <w:r>
+        <w:rPr>
+          <w:sz w:val="21"/>
+          <w:szCs w:val="21"/>
+        </w:rPr>
+        <w:t xml:space="preserve">Not every useful combination requires a laboratory. Consider a problem familiar to small food producers, farmers’ market vendors, and grocery retailers: fresh produce packaged in sealed plastic bags loses appeal quickly once opened by the consumer, and there is no easy way to reseal it. The bag either tears, stays permanently open, or requires the customer to find a separate clip or container. The friction is small but persistent — and it affects product perception, shelf life, and return purchases.</w:t>
+      </w:r>
+    </w:p>
+    <w:p>
+      <w:pPr>
+        <w:pStyle w:val="Heading3"/>
+        <w:rPr/>
+      </w:pPr>
+      <w:r>
+        <w:rPr/>
+        <w:t>Cross-Domain Connection</w:t>
+      </w:r>
+    </w:p>
+    <w:p>
+      <w:pPr>
+        <w:pStyle w:val="Normal"/>
+        <w:rPr>
+          <w:sz w:val="21"/>
+          <w:szCs w:val="21"/>
+        </w:rPr>
+      </w:pPr>
+      <w:r>
+        <w:rPr>
+          <w:sz w:val="21"/>
+          <w:szCs w:val="21"/>
+        </w:rPr>
+        <w:t xml:space="preserve">The resealable closure mechanism — the press-lock zipper strip — had existed in industrial packaging for decades. It was widely used in freezer bags, storage bags, and pharmaceutical pouches. The mechanism was well-documented in an extensive body of expired and mature patents. But for most of its history, the cost and complexity of integrating a zipper closure into thin-film produce packaging made it impractical for small-scale or fresh-produce applications. The materials, the sealing equipment, and the unit economics were calibrated for high-volume consumer goods, not perishable-aisle produce.</w:t>
+      </w:r>
+    </w:p>
+    <w:p>
+      <w:pPr>
+        <w:pStyle w:val="Normal"/>
+        <w:rPr>
+          <w:sz w:val="21"/>
+          <w:szCs w:val="21"/>
+        </w:rPr>
+      </w:pPr>
+      <w:r>
+        <w:rPr>
+          <w:sz w:val="21"/>
+          <w:szCs w:val="21"/>
+        </w:rPr>
+        <w:t xml:space="preserve">The combination became practical when three things changed. Thin-film zipper strip costs dropped significantly. Flexible packaging machinery became modular and accessible at smaller production volumes. And consumer expectations around convenience and food waste — driven in part by meal-kit culture and premium grocery branding — made the feature commercially interesting at a price point that had previously seemed impractical.</w:t>
+      </w:r>
+    </w:p>
+    <w:p>
+      <w:pPr>
+        <w:pStyle w:val="Heading3"/>
+        <w:rPr/>
+      </w:pPr>
+      <w:r>
+        <w:rPr/>
+        <w:t>What the Engine Sees</w:t>
+      </w:r>
+    </w:p>
+    <w:p>
+      <w:pPr>
+        <w:pStyle w:val="Normal"/>
+        <w:rPr>
+          <w:sz w:val="21"/>
+          <w:szCs w:val="21"/>
+        </w:rPr>
+      </w:pPr>
+      <w:r>
+        <w:rPr>
+          <w:sz w:val="21"/>
+          <w:szCs w:val="21"/>
+        </w:rPr>
+        <w:t xml:space="preserve">A semantic patent search framing the problem as “reclosable seal + perishable food + consumer convenience” would surface a large landscape of expired zipper-closure patents from the industrial and pharmaceutical packaging space alongside newer active patents in flexible food packaging. The engine would not invent the solution. But it would show clearly that the technical mechanism was already documented, that the core intellectual property had long since expired, and that the real barrier to adoption had always been economic and contextual rather than technical.</w:t>
+      </w:r>
+    </w:p>
+    <w:p>
+      <w:pPr>
+        <w:pStyle w:val="Heading3"/>
+        <w:rPr/>
+      </w:pPr>
+      <w:r>
+        <w:rPr/>
+        <w:t>The Lesson</w:t>
+      </w:r>
+    </w:p>
+    <w:p>
+      <w:pPr>
+        <w:pStyle w:val="Normal"/>
+        <w:rPr>
+          <w:sz w:val="21"/>
+          <w:szCs w:val="21"/>
+        </w:rPr>
+      </w:pPr>
+      <w:r>
+        <w:rPr>
+          <w:sz w:val="21"/>
+          <w:szCs w:val="21"/>
+        </w:rPr>
+        <w:t xml:space="preserve">The Combination Engine logic does not require a research laboratory, a pharmaceutical company, or an aerospace contractor. It applies wherever a structural problem in one domain has already been solved in another — and where the barrier to transfer is economic timing rather than technical impossibility. For small business owners, food entrepreneurs, and independent product developers, this pattern is often more immediately relevant than the high-stakes examples that dominate innovation literature. The solution already exists in the archive. The question is whether the surrounding conditions have shifted enough to make it worth using.</w:t>
       </w:r>
     </w:p>
     <w:p>
@@ -16210,7 +16356,7 @@
       </w:pPr>
       <w:r>
         <w:rPr/>
-        <w:t>The vendor taxonomy matters less than the functional shift. The user is no longer reading patents one at a time. The user is reasoning about a field as a field.</w:t>
+        <w:t>The important point is not the vendor taxonomy but the functional shift. The user is no longer reading patents one at a time. The user is reasoning about a field as a field.</w:t>
       </w:r>
     </w:p>
     <w:p>
@@ -18806,6 +18952,26 @@
       </w:pPr>
       <w:r>
         <w:rPr/>
+        <w:t xml:space="preserve">A Practical Note on Inventorship Documentation: Recent court decisions have sharpened this issue considerably. In Thaler v. Vidal (Fed. Cir. 2022), the U.S. Court of Appeals for the Federal Circuit held that AI cannot be listed as an inventor under the Patent Act; inventors must be natural persons. Similar rulings followed in the United Kingdom and before the European Patent Office. The rule itself is clear. What is less clear — and practically important for anyone using the Combination Engine — is how a human must document their own contribution to avoid problems at the inventorship stage.</w:t>
+      </w:r>
+    </w:p>
+    <w:p>
+      <w:pPr>
+        <w:pStyle w:val="Normal"/>
+        <w:rPr/>
+      </w:pPr>
+      <w:r>
+        <w:rPr/>
+        <w:t xml:space="preserve">The practical guidance is this: if you use AI to surface or generate a candidate combination and you intend to seek patent protection, you should document — contemporaneously, not after the fact — the specific intellectual contributions you made as a human. This includes the problem framing you provided, the judgment calls you exercised in selecting or narrowing the AI’s output, the embodiment decisions you made, and any technical insight you contributed that the AI did not supply. A lab notebook, a dated memo, a timestamped email thread, or a design journal entry can all serve this function. The goal is to demonstrate that you made a “significant contribution” to the conception of the claimed invention — not merely that you operated the machine. The U.S. Patent and Trademark Office has issued guidance reinforcing this point, and patent practitioners are increasingly advising clients to treat documentation of human inventive contribution as a first-day habit, not an afterthought.</w:t>
+      </w:r>
+    </w:p>
+    <w:p>
+      <w:pPr>
+        <w:pStyle w:val="Normal"/>
+        <w:rPr/>
+      </w:pPr>
+      <w:r>
+        <w:rPr/>
         <w:t>The second issue is AI-generated prior art. Patent law assumes a world in which prior art grows through human disclosure: papers, patents, public uses, and other forms of publication. AI complicates that picture because it can dramatically increase the rate at which plausible combinations, design concepts, and technical disclosures are generated.</w:t>
       </w:r>
     </w:p>
@@ -19098,81 +19264,57 @@
       </w:pPr>
       <w:r>
         <w:rPr/>
-        <w:t>“</w:t>
-      </w:r>
-      <w:r>
-        <w:rPr/>
-        <w:t>Is this worth pursuing?”</w:t>
-      </w:r>
-    </w:p>
-    <w:p>
-      <w:pPr>
-        <w:pStyle w:val="Normal"/>
-        <w:rPr/>
-      </w:pPr>
-      <w:r>
-        <w:rPr/>
-        <w:t>“</w:t>
-      </w:r>
-      <w:r>
-        <w:rPr/>
-        <w:t>Under what conditions would it work?”</w:t>
-      </w:r>
-    </w:p>
-    <w:p>
-      <w:pPr>
-        <w:pStyle w:val="Normal"/>
-        <w:rPr/>
-      </w:pPr>
-      <w:r>
-        <w:rPr/>
-        <w:t>“</w:t>
-      </w:r>
-      <w:r>
-        <w:rPr/>
-        <w:t>What kills it?”</w:t>
-      </w:r>
-    </w:p>
-    <w:p>
-      <w:pPr>
-        <w:pStyle w:val="Normal"/>
-        <w:rPr/>
-      </w:pPr>
-      <w:r>
-        <w:rPr/>
-        <w:t>“</w:t>
-      </w:r>
-      <w:r>
-        <w:rPr/>
-        <w:t>What protects it?”</w:t>
-      </w:r>
-    </w:p>
-    <w:p>
-      <w:pPr>
-        <w:pStyle w:val="Normal"/>
-        <w:rPr/>
-      </w:pPr>
-      <w:r>
-        <w:rPr/>
-        <w:t>“</w:t>
-      </w:r>
-      <w:r>
-        <w:rPr/>
-        <w:t>What is the real bottleneck?”</w:t>
-      </w:r>
-    </w:p>
-    <w:p>
-      <w:pPr>
-        <w:pStyle w:val="Normal"/>
-        <w:rPr/>
-      </w:pPr>
-      <w:r>
-        <w:rPr/>
-        <w:t>“</w:t>
-      </w:r>
-      <w:r>
-        <w:rPr/>
-        <w:t>What is the fastest honest way to find out?”</w:t>
+        <w:t>“Is this worth pursuing?”</w:t>
+      </w:r>
+    </w:p>
+    <w:p>
+      <w:pPr>
+        <w:pStyle w:val="Normal"/>
+        <w:rPr/>
+      </w:pPr>
+      <w:r>
+        <w:rPr/>
+        <w:t>“Under what conditions would it work?”</w:t>
+      </w:r>
+    </w:p>
+    <w:p>
+      <w:pPr>
+        <w:pStyle w:val="Normal"/>
+        <w:rPr/>
+      </w:pPr>
+      <w:r>
+        <w:rPr/>
+        <w:t>“What kills it?”</w:t>
+      </w:r>
+    </w:p>
+    <w:p>
+      <w:pPr>
+        <w:pStyle w:val="Normal"/>
+        <w:rPr/>
+      </w:pPr>
+      <w:r>
+        <w:rPr/>
+        <w:t>“What protects it?”</w:t>
+      </w:r>
+    </w:p>
+    <w:p>
+      <w:pPr>
+        <w:pStyle w:val="Normal"/>
+        <w:rPr/>
+      </w:pPr>
+      <w:r>
+        <w:rPr/>
+        <w:t>“What is the real bottleneck?”</w:t>
+      </w:r>
+    </w:p>
+    <w:p>
+      <w:pPr>
+        <w:pStyle w:val="Normal"/>
+        <w:rPr/>
+      </w:pPr>
+      <w:r>
+        <w:rPr/>
+        <w:t>“What is the fastest honest way to find out?”</w:t>
       </w:r>
     </w:p>
     <w:p>
@@ -20830,17 +20972,17 @@
       </w:pPr>
       <w:r>
         <w:rPr/>
-        <w:t>1. What is the exact friction point? Describe the problem in one sentence without using buzzwords. Strong: Patients wait fifteen minutes after check-in with no clear sense of progress. Weak: “Healthcare engagement is inefficient” is too vague to search.</w:t>
-      </w:r>
-    </w:p>
-    <w:p>
-      <w:pPr>
-        <w:pStyle w:val="Normal"/>
-        <w:rPr/>
-      </w:pPr>
-      <w:r>
-        <w:rPr/>
-        <w:t>2. What contradiction sits inside the problem? State the tension clearly. Examples:</w:t>
+        <w:t>1. What is the exact friction point?Describe the problem in one sentence without using buzzwords.Good: Patients wait fifteen minutes after check-in with no clear sense of progress.Weak: Healthcare engagement is inefficient.</w:t>
+      </w:r>
+    </w:p>
+    <w:p>
+      <w:pPr>
+        <w:pStyle w:val="Normal"/>
+        <w:rPr/>
+      </w:pPr>
+      <w:r>
+        <w:rPr/>
+        <w:t>2. What contradiction sits inside the problem?State the tension clearly.Examples:</w:t>
       </w:r>
     </w:p>
     <w:p>
@@ -20890,27 +21032,37 @@
       </w:pPr>
       <w:r>
         <w:rPr/>
-        <w:t>3. Who else solves this kind of problem well? List three to five adjacent or distant domains that manage the same structural tension. Examples: airports, hospitality, industrial safety, gaming, packaging, logistics, retail, aerospace.</w:t>
-      </w:r>
-    </w:p>
-    <w:p>
-      <w:pPr>
-        <w:pStyle w:val="Normal"/>
-        <w:rPr/>
-      </w:pPr>
-      <w:r>
-        <w:rPr/>
-        <w:t>4. What has changed that might make an old idea newly viable? List the enabling shifts. Examples: cheaper sensors, better batteries, cloud software, additive manufacturing, changed regulation, changed customer behavior, better interfaces, lower compute costs.</w:t>
-      </w:r>
-    </w:p>
-    <w:p>
-      <w:pPr>
-        <w:pStyle w:val="Normal"/>
-        <w:rPr/>
-      </w:pPr>
-      <w:r>
-        <w:rPr/>
-        <w:t>5. What would kill this idea quickly? Force an early rejection screen. Examples: no buyer, no reimbursement path, high regulatory burden, impossible implementation cost, weak trust, poor user adoption, crowded prior art, active surrounding patents.</w:t>
+        <w:t>3. Who else solves this kind of problem well?List three to five adjacent or distant domains that manage the same structural tension.Examples: airports, hospitality, industrial safety, gaming, packaging, logistics, retail, aerospace.</w:t>
+      </w:r>
+    </w:p>
+    <w:p>
+      <w:pPr>
+        <w:pStyle w:val="Normal"/>
+        <w:rPr/>
+      </w:pPr>
+      <w:r>
+        <w:rPr/>
+        <w:t>4. What has changed that might make an old idea newly viable?List the enabling shifts.Examples: cheaper sensors, better batteries, cloud software, additive manufacturing, changed regulation, changed customer behavior, better interfaces, lower compute costs.</w:t>
+      </w:r>
+    </w:p>
+    <w:p>
+      <w:pPr>
+        <w:pStyle w:val="Normal"/>
+        <w:rPr/>
+      </w:pPr>
+      <w:r>
+        <w:rPr/>
+        <w:t>5. What would kill this idea quickly?Force an early rejection screen.Examples: no buyer, no reimbursement path, high regulatory burden, impossible implementation cost, weak trust, poor user adoption, crowded prior art, active surrounding patents.</w:t>
+      </w:r>
+    </w:p>
+    <w:p>
+      <w:pPr>
+        <w:pStyle w:val="Normal"/>
+        <w:rPr/>
+      </w:pPr>
+      <w:r>
+        <w:rPr/>
+        <w:t xml:space="preserve">6. Does this combination respect physical and material reality?Apply a TRIZ-style contradiction check before investing further effort. Ask directly: does the AI’s suggested combination require a material to behave in a way it cannot (a brittle substance to be flexible, a heat-sensitive component to operate at high temperature, an incompressible fluid to expand)? Does it assume tolerances that manufacturing cannot reliably achieve? Does it create a physical contradiction that no engineering workaround has yet resolved? Semantic similarity in patent space does not guarantee physical compatibility in the real world. Chapter 4’s discussion of the Hallucination Problem applies here with full force: a combination that is coherent in language may still be incoherent in physics. This question closes the gap between the engine’s output and the material world the invention must actually inhabit.Examples: mismatched thermal expansion coefficients, conflicting load requirements, incompatible chemical environments, scale effects that break the analogy, or energy demands that exceed available infrastructure.</w:t>
       </w:r>
     </w:p>
     <w:p>
@@ -21044,7 +21196,7 @@
       </w:pPr>
       <w:r>
         <w:rPr/>
-        <w:t>Template (fill in your own values): I am exploring this problem: [describe the friction point in one sentence]. The contradiction appears to be: [state the tension as X, but still Y]. Identify adjacent industries that solve structurally similar problems. Give me alternative vocabularies I should search in patents. Suggest older or previously premature solution types that may now be viable because of changed conditions. Then give me the top five reasons any candidate solution might fail. — Worked example (healthcare waiting room): I am exploring this problem: patients wait fifteen to thirty minutes after clinic check-in with no visible progress indicator, producing anxiety even when total wait time is clinically acceptable. The contradiction appears to be: the wait must feel shorter, but the actual duration cannot easily be reduced. Identify adjacent industries that solve structurally similar problems. Give me alternative vocabularies I should search in patents. Suggest older or previously premature solution types that may now be viable because of changed conditions. Then give me the top five reasons any candidate solution might fail.</w:t>
+        <w:t>I am exploring this problem: [insert exact friction point].The contradiction appears to be: [insert contradiction].Identify adjacent industries that solve structurally similar problems.Give me alternative vocabularies I should search in patents.Suggest older or previously premature solution types that may now be viable because of changed conditions.Then give me the top five reasons any candidate solution might fail.</w:t>
       </w:r>
     </w:p>
     <w:p>
@@ -24721,8 +24873,8 @@
       <w:spacing w:val="5"/>
     </w:rPr>
   </w:style>
-  <w:style w:type="character" w:styleId="FootnoteCharactersuser">
-    <w:name w:val="Footnote Characters (user)"/>
+  <w:style w:type="character" w:styleId="FootnoteCharacters">
+    <w:name w:val="Footnote Characters"/>
     <w:uiPriority w:val="99"/>
     <w:semiHidden/>
     <w:unhideWhenUsed/>
@@ -24731,8 +24883,8 @@
       <w:vertAlign w:val="superscript"/>
     </w:rPr>
   </w:style>
-  <w:style w:type="character" w:styleId="FootnoteCharacters">
-    <w:name w:val="Footnote Characters"/>
+  <w:style w:type="character" w:styleId="FootnoteCharactersuser">
+    <w:name w:val="Footnote Characters (user)"/>
     <w:qFormat/>
     <w:rPr>
       <w:vertAlign w:val="superscript"/>
@@ -24756,15 +24908,15 @@
       <w:szCs w:val="20"/>
     </w:rPr>
   </w:style>
-  <w:style w:type="character" w:styleId="EndnoteCharacters">
-    <w:name w:val="Endnote Characters"/>
+  <w:style w:type="character" w:styleId="EndnoteCharactersuser">
+    <w:name w:val="Endnote Characters (user)"/>
     <w:qFormat/>
     <w:rPr>
       <w:vertAlign w:val="superscript"/>
     </w:rPr>
   </w:style>
-  <w:style w:type="character" w:styleId="EndnoteCharactersuser">
-    <w:name w:val="Endnote Characters (user)"/>
+  <w:style w:type="character" w:styleId="EndnoteCharacters">
+    <w:name w:val="Endnote Characters"/>
     <w:qFormat/>
     <w:rPr>
       <w:vertAlign w:val="superscript"/>
@@ -24783,8 +24935,8 @@
       <w:u w:val="single"/>
     </w:rPr>
   </w:style>
-  <w:style w:type="character" w:styleId="Bullets">
-    <w:name w:val="Bullets"/>
+  <w:style w:type="character" w:styleId="Bulletsuser">
+    <w:name w:val="Bullets (user)"/>
     <w:qFormat/>
     <w:rPr>
       <w:rFonts w:ascii="OpenSymbol" w:hAnsi="OpenSymbol" w:eastAsia="OpenSymbol" w:cs="OpenSymbol"/>
@@ -24793,10 +24945,6 @@
   <w:style w:type="character" w:styleId="IndexLink">
     <w:name w:val="Index Link"/>
     <w:qFormat/>
-    <w:rPr/>
-  </w:style>
-  <w:style w:type="character" w:styleId="LineNumber">
-    <w:name w:val="line number"/>
     <w:rPr/>
   </w:style>
   <w:style w:type="paragraph" w:styleId="Heading">
